--- a/site/files/Phase-Protocol-229-The Quinn Ship Killer Meteor Mover - The Sling Battery (Compound Ring Trebuchet in Plain Steel, Four Pair-Fired Roof-Pod Stations; Placer Not Thrower, Corridors Not Crosshairs; Buildable Today)- Gemini Protocols.docx
+++ b/site/files/Phase-Protocol-229-The Quinn Ship Killer Meteor Mover - The Sling Battery (Compound Ring Trebuchet in Plain Steel, Four Pair-Fired Roof-Pod Stations; Placer Not Thrower, Corridors Not Crosshairs; Buildable Today)- Gemini Protocols.docx
@@ -173,7 +173,7 @@
         <w:rPr>
           <w:sz w:val="22"/>
         </w:rPr>
-        <w:t xml:space="preserve">Ballistics Baseline (graded this sitting, at the Author's order: 'you do the math'): comfort spin (main 1 rps, small 2 rps) = 25.1 m/s release, 630 J — pistol-energy class in a two-kilo ball. Combat spin (base 10 rps, small 20 rps — the '10 rpm' line read as rps, the only reading that survives arithmetic) = 251 m/s, 63 kJ — 20 mm autocannon class. With the trebuchet sling as the free third stage: ~378 m/s, 143 kJ, 756 kg·m/s per ball. As THROWN, ship-pod scale is cannon class — the audit's honest floor. As PLACED across a closing path, space supplies the velocity the arm cannot: 2 kg at 7 km/s closing = 49 MJ; at 10 km/s = 100 MJ ≈ 24 kg TNT; at 15 km/s ≈ a 500-lb bomb. The target brings the Tomahawk with it.</w:t>
+        <w:t>Ballistics Baseline (graded this sitting, at the Author's order: 'you do the math'): comfort spin (main 1 rps, small 2 rps) = 25.1 m/s release, 630 J — pistol-energy class in a two-kilo ball. Combat spin (base 10 rps, small 20 rps — the '10 rpm' line read as rps, the only reading that survives arithmetic) = 251 m/s, 63 kJ — 20 mm autocannon class. With the trebuchet sling as the free third stage: ~378 m/s, 143 kJ, 756 kg·m/s per ball. As THROWN, ship-pod scale is cannon class — the audit's honest floor. As PLACED across a closing path, space supplies the velocity the arm cannot: 2 kg at 7 km/s closing = 49 MJ; at 10 km/s = 100 MJ ≈ 24 kg TNT; at 15 km/s ≈ a 250-lb bomb. The target brings the Tomahawk with it.</w:t>
       </w:r>
     </w:p>
     <w:p>
@@ -353,7 +353,7 @@
         <w:rPr>
           <w:sz w:val="22"/>
         </w:rPr>
-        <w:t xml:space="preserve"> A rope has no bearing problem: at 126 m/s, wire rope pulls ~125 MPa against a 1,770 MPa rating; Kevlar pulls 23 MPa against 3,000. A one-metre sling at the small ring's tip adds another ~126 m/s for the price of a rope: ~378 m/s, 143 kJ per ball — .22 LR muzzle velocity with a projectile 250 times heavier. Three stages, two of steel and one of rope, all basic Earth stock.</w:t>
+        <w:t xml:space="preserve"> A rope has no bearing problem: at 126 m/s, wire rope pulls ~125 MPa against a 1,770 MPa rating; Kevlar pulls 23 MPa against 3,000. A one-metre sling at the small ring's tip adds another ~126 m/s for the price of a rope: ~378 m/s, 143 kJ per ball — .22 LR muzzle velocity with a projectile 770 times heavier. Three stages, two of steel and one of rope, all basic Earth stock.</w:t>
       </w:r>
     </w:p>
     <w:p>
